--- a/zht/docx/07.content.docx
+++ b/zht/docx/07.content.docx
@@ -11,6 +11,15 @@
         <w:pStyle w:val="Heading2"/>
       </w:pPr>
       <w:r>
+        <w:t>Resource: 研讀筆記 (Tyndale)</w:t>
+      </w:r>
+      <w:r/>
+    </w:p>
+    <w:p>
+      <w:pPr>
+        <w:pStyle w:val="Heading2"/>
+      </w:pPr>
+      <w:r>
         <w:t>License Information</w:t>
       </w:r>
       <w:r/>
@@ -21,7 +30,7 @@
         <w:rPr>
           <w:b/>
         </w:rPr>
-        <w:t>Study Notes (Tyndale)</w:t>
+        <w:t>研讀筆記 (Tyndale)</w:t>
       </w:r>
       <w:r>
         <w:t xml:space="preserve"> (Chinese (Traditional)) is based on</w:t>
@@ -74,7 +83,7 @@
         <w:pStyle w:val="Heading1"/>
       </w:pPr>
       <w:r>
-        <w:t>Study Notes (Tyndale)</w:t>
+        <w:t>研讀筆記 (Tyndale)</w:t>
       </w:r>
     </w:p>
     <w:p>
@@ -83,6 +92,50 @@
           <w:headerReference w:type="even" r:id="rId8"/>
           <w:headerReference w:type="default" r:id="rId9"/>
           <w:footerReference w:type="default" r:id="rId10"/>
+          <w:footnotePr>
+            <w:numRestart w:val="eachSect"/>
+          </w:footnotePr>
+          <w:type w:val="continuous"/>
+          <w:pgSz w:w="12240" w:h="15840" w:code="1"/>
+          <w:pgMar w:top="1440" w:right="1440" w:bottom="1440" w:left="1440" w:header="504" w:footer="504" w:gutter="0"/>
+          <w:cols w:space="708"/>
+          <w:titlePg/>
+          <w:docGrid w:linePitch="360"/>
+        </w:sectPr>
+      </w:pPr>
+    </w:p>
+    <w:p>
+      <w:r/>
+    </w:p>
+    <w:p>
+      <w:pPr>
+        <w:pStyle w:val="Heading2"/>
+      </w:pPr>
+      <w:r>
+        <w:t>JDG</w:t>
+      </w:r>
+      <w:r/>
+    </w:p>
+    <w:p>
+      <w:r/>
+      <w:r>
+        <w:rPr>
+          <w:i/>
+        </w:rPr>
+        <w:t>士師記 1:1, 士師記 1:1–2.5, 士師記 1:1–3.6, 士師記 1:2, 士師記 1:3, 士師記 1:10, 士師記 1:11, 士師記 1:14, 士師記 1:16, 士師記 1:17, 士師記 1:18, 士師記 1:19–20, 士師記 1:21, 士師記 1:21–36, 士師記 1:22, 士師記 1:22–36, 士師記 1:24, 士師記 1:26, 士師記 1:27, 士師記 1:34, 士師記 2:1, 士師記 2:1–5, 士師記 2:2, 士師記 2:6–3:6, 士師記 2:8, 士師記 2:10–19, 士師記 2:11–13, 士師記 2:14–15, 士師記 2:15, 士師記 2:16–19, 士師記 2:20–23, 士師記 3:1–4, 士師記 3:3, 士師記 3:5–6, 士師記 3:7–11, 士師記 3:8, 士師記 3:12–13, 士師記 3:12–30, 士師記 3:15, 士師記 3:16, 士師記 3:19, 士師記 3:19–21, 士師記 3:20, 士師記 3:23, 士師記 3:24–25, 士師記 3:26, 士師記 3:27–28, 士師記 3:31, 士師記 4:1, 士師記 4:1–5:31, 士師記 4:2, 士師記 4:3, 士師記 4:4–7, 士師記 4:6, 士師記 4:7, 士師記 4:8, 士師記 4:9, 士師記 4:10, 士師記 4:11, 士師記 4:12–13, 士師記 4:14–16, 士師記 4:17–20, 士師記 4:19, 士師記 4:21–22, 士師記 4:23, 士師記 4:24, 士師記 5:1–31, 士師記 5:3, 士師記 5:4–5, 士師記 5:6, 士師記 5:7, 士師記 5:8, 士師記 5:10, 士師記 5:11, 士師記 5:13, 士師記 5:14–18, 士師記 5:19, 士師記 5:19–23, 士師記 5:23, 士師記 5:24–27, 士師記 5:28, 士師記 5:29–30, 士師記 5:31, 士師記 6:1–6, 士師記 6:1–8.35, 士師記 6:5, 士師記 6:8–10, 士師記 6:11–32, 士師記 6:12, 士師記 6:13–15, 士師記 6:15, 士師記 6:22, 士師記 6:24, 士師記 6:25, 士師記 6:25–32, 士師記 6:31, 士師記 6:33, 士師記 6:34, 士師記 6:36–40, 士師記 7:1, 士師記 7:2, 士師記 7:3, 士師記 7:4–8, 士師記 7:8, 士師記 7:10–15, 士師記 7:11, 士師記 7:13–14, 士師記 7:16, 士師記 7:17–20, 士師記 7:21, 士師記 7:22, 士師記 7:24, 士師記 7:25, 士師記 8:1–3, 士師記 8:4–12, 士師記 8:7, 士師記 8:8–9, 士師記 8:10–12, 士師記 8:13–17, 士師記 8:18–21, 士師記 8:20–21, 士師記 8:21, 士師記 8:24, 士師記 8:27, 士師記 8:28, 士師記 8:29–32, 士師記 8:31, 士師記 8:33–35, 士師記 9:1–3, 士師記 9:1–57, 士師記 9:3–5, 士師記 9:4, 士師記 9:5, 士師記 9:6, 士師記 9:7, 士師記 9:7–21, 士師記 9:8–13, 士師記 9:14–15, 士師記 9:16–18, 士師記 9:19–20, 士師記 9:22–23, 士師記 9:22–25, 士師記 9:22–57, 士師記 9:25, 士師記 9:26–41, 士師記 9:27–29, 士師記 9:28, 士師記 9:30–41, 士師記 9:42, 士師記 9:43–45, 士師記 9:45, 士師記 9:46–49, 士師記 9:48, 士師記 9:50, 士師記 9:53, 士師記 9:54–55, 士師記 9:56–57, 士師記 10:1, 士師記 10:1–5, 士師記 10:3–4, 士師記 10:6, 士師記 10:6–16, 士師記 10:7–8, 士師記 10:17–18, 士師記 10:18, 士師記 11:1–2, 士師記 11:1–3, 士師記 11:3, 士師記 11:4, 士師記 11:5–6, 士師記 11:7–8, 士師記 11:9–10, 士師記 11:11, 士師記 11:12–28, 士師記 11:17, 士師記 11:24, 士師記 11:25, 士師記 11:26, 士師記 11:27, 士師記 11:29–31, 士師記 11:31, 士師記 11:32, 士師記 11:35, 士師記 11:39, 士師記 12:1, 士師記 12:1–6, 士師記 12:2, 士師記 12:4, 士師記 12:5, 士師記 12:6, 士師記 12:7, 士師記 12:8, 士師記 12:8–15, 士師記 12:15, 士師記 13:1, 士師記 13:1–16.31, 士師記 13:2, 士師記 13:3–5, 士師記 13:4, 士師記 13:6–7, 士師記 13:12–13, 士師記 13:15–16, 士師記 13:17–18, 士師記 13:19–22, 士師記 13:25, 士師記 14:1, 士師記 14:1–15.20, 士師記 14:2, 士師記 14:3, 士師記 14:5–6, 士師記 14:11, 士師記 14:12, 士師記 14:14–19, 士師記 14:18, 士師記 14:19, 士師記 14:20, 士師記 15:1, 士師記 15:2, 士師記 15:3–5, 士師記 15:6–10, 士師記 15:11, 士師記 15:12, 士師記 15:13, 士師記 15:14–15, 士師記 15:16, 士師記 15:18, 士師記 15:20, 士師記 16:1–31, 士師記 16:2–3, 士師記 16:3, 士師記 16:4–22, 士師記 16:5, 士師記 16:6, 士師記 16:7, 士師記 16:11, 士師記 16:13–14, 士師記 16:16, 士師記 16:17–19, 士師記 16:18, 士師記 16:20, 士師記 16:22, 士師記 16:23–24, 士師記 16:28–30, 士師記 17:1, 士師記 17:1–21:25, 士師記 17:2–3, 士師記 17:4–5, 士師記 17:5, 士師記 17:7–8, 士師記 17:13, 士師記 18:1–31, 士師記 18:2, 士師記 18:3–4, 士師記 18:5–6, 士師記 18:7, 士師記 18:9–10, 士師記 18:12, 士師記 18:14, 士師記 18:14–26, 士師記 18:15, 士師記 18:16, 士師記 18:18, 士師記 18:19, 士師記 18:20, 士師記 18:22, 士師記 18:23, 士師記 18:24, 士師記 18:25, 士師記 18:28, 士師記 18:29–31, 士師記 18:30, 士師記 18:31, 士師記 19:1, 士師記 19:1–21.25, 士師記 19:4, 士師記 19:5–7, 士師記 19:10, 士師記 19:13, 士師記 19:15, 士師記 19:16, 士師記 19:18, 士師記 19:20, 士師記 19:22, 士師記 19:23, 士師記 19:24, 士師記 19:25, 士師記 19:28–29, 士師記 20:1, 士師記 20:3, 士師記 20:5, 士師記 20:9, 士師記 20:12–13, 士師記 20:13–17, 士師記 20:16, 士師記 20:18, 士師記 20:19–21, 士師記 20:22–23, 士師記 20:24–25, 士師記 20:26–28, 士師記 20:29–44, 士師記 20:33, 士師記 20:36–48, 士師記 20:43, 士師記 20:47, 士師記 21:1, 士師記 21:3, 士師記 21:8–9, 士師記 21:11, 士師記 21:15–17, 士師記 21:19, 士師記 21:23, 士師記 21:24, 士師記 21:25</w:t>
+      </w:r>
+    </w:p>
+    <w:p>
+      <w:r/>
+      <w:r>
+        <w:t xml:space="preserve"> </w:t>
+      </w:r>
+      <w:r/>
+      <w:r/>
+    </w:p>
+    <w:p>
+      <w:pPr>
+        <w:sectPr>
           <w:footnotePr>
             <w:numRestart w:val="eachSect"/>
           </w:footnotePr>

--- a/zht/docx/07.content.docx
+++ b/zht/docx/07.content.docx
@@ -163,13 +163,6 @@
         <w:rPr>
           <w:lang w:val="zh_TW" w:bidi="zh_TW"/>
         </w:rPr>
-      </w:r>
-      <w:r>
-        <w:rPr>
-          <w:i/>
-          <w:lang w:val="zh_TW" w:bidi="zh_TW"/>
-        </w:rPr>
-        <w:t>士師記 1:1, 士師記 1:1–2.5, 士師記 1:1–3.6, 士師記 1:2, 士師記 1:3, 士師記 1:10, 士師記 1:11, 士師記 1:14, 士師記 1:16, 士師記 1:17, 士師記 1:18, 士師記 1:19–20, 士師記 1:21, 士師記 1:21–36, 士師記 1:22, 士師記 1:22–36, 士師記 1:24, 士師記 1:26, 士師記 1:27, 士師記 1:34, 士師記 2:1, 士師記 2:1–5, 士師記 2:2, 士師記 2:6–3:6, 士師記 2:8, 士師記 2:10–19, 士師記 2:11–13, 士師記 2:14–15, 士師記 2:15, 士師記 2:16–19, 士師記 2:20–23, 士師記 3:1–4, 士師記 3:3, 士師記 3:5–6, 士師記 3:7–11, 士師記 3:8, 士師記 3:12–13, 士師記 3:12–30, 士師記 3:15, 士師記 3:16, 士師記 3:19, 士師記 3:19–21, 士師記 3:20, 士師記 3:23, 士師記 3:24–25, 士師記 3:26, 士師記 3:27–28, 士師記 3:31, 士師記 4:1, 士師記 4:1–5:31, 士師記 4:2, 士師記 4:3, 士師記 4:4–7, 士師記 4:6, 士師記 4:7, 士師記 4:8, 士師記 4:9, 士師記 4:10, 士師記 4:11, 士師記 4:12–13, 士師記 4:14–16, 士師記 4:17–20, 士師記 4:19, 士師記 4:21–22, 士師記 4:23, 士師記 4:24, 士師記 5:1–31, 士師記 5:3, 士師記 5:4–5, 士師記 5:6, 士師記 5:7, 士師記 5:8, 士師記 5:10, 士師記 5:11, 士師記 5:13, 士師記 5:14–18, 士師記 5:19, 士師記 5:19–23, 士師記 5:23, 士師記 5:24–27, 士師記 5:28, 士師記 5:29–30, 士師記 5:31, 士師記 6:1–6, 士師記 6:1–8.35, 士師記 6:5, 士師記 6:8–10, 士師記 6:11–32, 士師記 6:12, 士師記 6:13–15, 士師記 6:15, 士師記 6:22, 士師記 6:24, 士師記 6:25, 士師記 6:25–32, 士師記 6:31, 士師記 6:33, 士師記 6:34, 士師記 6:36–40, 士師記 7:1, 士師記 7:2, 士師記 7:3, 士師記 7:4–8, 士師記 7:8, 士師記 7:10–15, 士師記 7:11, 士師記 7:13–14, 士師記 7:16, 士師記 7:17–20, 士師記 7:21, 士師記 7:22, 士師記 7:24, 士師記 7:25, 士師記 8:1–3, 士師記 8:4–12, 士師記 8:7, 士師記 8:8–9, 士師記 8:10–12, 士師記 8:13–17, 士師記 8:18–21, 士師記 8:20–21, 士師記 8:21, 士師記 8:24, 士師記 8:27, 士師記 8:28, 士師記 8:29–32, 士師記 8:31, 士師記 8:33–35, 士師記 9:1–3, 士師記 9:1–57, 士師記 9:3–5, 士師記 9:4, 士師記 9:5, 士師記 9:6, 士師記 9:7, 士師記 9:7–21, 士師記 9:8–13, 士師記 9:14–15, 士師記 9:16–18, 士師記 9:19–20, 士師記 9:22–23, 士師記 9:22–25, 士師記 9:22–57, 士師記 9:25, 士師記 9:26–41, 士師記 9:27–29, 士師記 9:28, 士師記 9:30–41, 士師記 9:42, 士師記 9:43–45, 士師記 9:45, 士師記 9:46–49, 士師記 9:48, 士師記 9:50, 士師記 9:53, 士師記 9:54–55, 士師記 9:56–57, 士師記 10:1, 士師記 10:1–5, 士師記 10:3–4, 士師記 10:6, 士師記 10:6–16, 士師記 10:7–8, 士師記 10:17–18, 士師記 10:18, 士師記 11:1–2, 士師記 11:1–3, 士師記 11:3, 士師記 11:4, 士師記 11:5–6, 士師記 11:7–8, 士師記 11:9–10, 士師記 11:11, 士師記 11:12–28, 士師記 11:17, 士師記 11:24, 士師記 11:25, 士師記 11:26, 士師記 11:27, 士師記 11:29–31, 士師記 11:31, 士師記 11:32, 士師記 11:35, 士師記 11:39, 士師記 12:1, 士師記 12:1–6, 士師記 12:2, 士師記 12:4, 士師記 12:5, 士師記 12:6, 士師記 12:7, 士師記 12:8, 士師記 12:8–15, 士師記 12:15, 士師記 13:1, 士師記 13:1–16.31, 士師記 13:2, 士師記 13:3–5, 士師記 13:4, 士師記 13:6–7, 士師記 13:12–13, 士師記 13:15–16, 士師記 13:17–18, 士師記 13:19–22, 士師記 13:25, 士師記 14:1, 士師記 14:1–15.20, 士師記 14:2, 士師記 14:3, 士師記 14:5–6, 士師記 14:11, 士師記 14:12, 士師記 14:14–19, 士師記 14:18, 士師記 14:19, 士師記 14:20, 士師記 15:1, 士師記 15:2, 士師記 15:3–5, 士師記 15:6–10, 士師記 15:11, 士師記 15:12, 士師記 15:13, 士師記 15:14–15, 士師記 15:16, 士師記 15:18, 士師記 15:20, 士師記 16:1–31, 士師記 16:2–3, 士師記 16:3, 士師記 16:4–22, 士師記 16:5, 士師記 16:6, 士師記 16:7, 士師記 16:11, 士師記 16:13–14, 士師記 16:16, 士師記 16:17–19, 士師記 16:18, 士師記 16:20, 士師記 16:22, 士師記 16:23–24, 士師記 16:28–30, 士師記 17:1, 士師記 17:1–21:25, 士師記 17:2–3, 士師記 17:4–5, 士師記 17:5, 士師記 17:7–8, 士師記 17:13, 士師記 18:1–31, 士師記 18:2, 士師記 18:3–4, 士師記 18:5–6, 士師記 18:7, 士師記 18:9–10, 士師記 18:12, 士師記 18:14, 士師記 18:14–26, 士師記 18:15, 士師記 18:16, 士師記 18:18, 士師記 18:19, 士師記 18:20, 士師記 18:22, 士師記 18:23, 士師記 18:24, 士師記 18:25, 士師記 18:28, 士師記 18:29–31, 士師記 18:30, 士師記 18:31, 士師記 19:1, 士師記 19:1–21.25, 士師記 19:4, 士師記 19:5–7, 士師記 19:10, 士師記 19:13, 士師記 19:15, 士師記 19:16, 士師記 19:18, 士師記 19:20, 士師記 19:22, 士師記 19:23, 士師記 19:24, 士師記 19:25, 士師記 19:28–29, 士師記 20:1, 士師記 20:3, 士師記 20:5, 士師記 20:9, 士師記 20:12–13, 士師記 20:13–17, 士師記 20:16, 士師記 20:18, 士師記 20:19–21, 士師記 20:22–23, 士師記 20:24–25, 士師記 20:26–28, 士師記 20:29–44, 士師記 20:33, 士師記 20:36–48, 士師記 20:43, 士師記 20:47, 士師記 21:1, 士師記 21:3, 士師記 21:8–9, 士師記 21:11, 士師記 21:15–17, 士師記 21:19, 士師記 21:23, 士師記 21:24, 士師記 21:25</w:t>
       </w:r>
       <w:r>
         <w:rPr>

--- a/zht/docx/07.content.docx
+++ b/zht/docx/07.content.docx
@@ -150,19 +150,6 @@
           <w:lang w:val="zh_TW" w:bidi="zh_TW"/>
         </w:rPr>
         <w:t>JDG</w:t>
-      </w:r>
-      <w:r>
-        <w:rPr>
-          <w:lang w:val="zh_TW" w:bidi="zh_TW"/>
-        </w:rPr>
-      </w:r>
-    </w:p>
-    <w:p>
-      <w:pPr/>
-      <w:r>
-        <w:rPr>
-          <w:lang w:val="zh_TW" w:bidi="zh_TW"/>
-        </w:rPr>
       </w:r>
       <w:r>
         <w:rPr>

--- a/zht/docx/07.content.docx
+++ b/zht/docx/07.content.docx
@@ -19,7 +19,7 @@
         <w:rPr>
           <w:lang w:val="zh_TW" w:bidi="zh_TW"/>
         </w:rPr>
-        <w:t>Resource: 研讀筆記 (Tyndale)</w:t>
+        <w:t>Resource: Tyndale Open Study Notes</w:t>
       </w:r>
       <w:r>
         <w:rPr>
@@ -112,7 +112,7 @@
         <w:rPr>
           <w:lang w:val="zh_TW" w:bidi="zh_TW"/>
         </w:rPr>
-        <w:t>研讀筆記 (Tyndale)</w:t>
+        <w:t>Tyndale Open Study Notes</w:t>
       </w:r>
     </w:p>
     <w:p>

--- a/zht/docx/07.content.docx
+++ b/zht/docx/07.content.docx
@@ -19,7 +19,7 @@
         <w:rPr>
           <w:lang w:val="zh_TW" w:bidi="zh_TW"/>
         </w:rPr>
-        <w:t>Resource: Tyndale Open Study Notes</w:t>
+        <w:t>Resource: Aquifer Open Study Notes</w:t>
       </w:r>
       <w:r>
         <w:rPr>
@@ -112,7 +112,7 @@
         <w:rPr>
           <w:lang w:val="zh_TW" w:bidi="zh_TW"/>
         </w:rPr>
-        <w:t>Tyndale Open Study Notes</w:t>
+        <w:t>Aquifer Open Study Notes</w:t>
       </w:r>
     </w:p>
     <w:p>
